--- a/ru/wisdom-stories/stay-calm-arif.docx
+++ b/ru/wisdom-stories/stay-calm-arif.docx
@@ -144,7 +144,7 @@
         <w:rPr>
           <w:lang/>
         </w:rPr>
-        <w:t>Расплатившись на кассе, дедушка с внуком вышли из магазина. Женщина, которая наблюдала за ними, вышла следом и обратилась к дедушке:</w:t>
+        <w:t>После оплаты покупок дедушка с внуком вышли из магазина. Женщина, которая наблюдала за ними, вышла следом и обратилась к дедушке:</w:t>
       </w:r>
     </w:p>
     <w:p>
